--- a/chapters/concept-map-handout.docx
+++ b/chapters/concept-map-handout.docx
@@ -1569,7 +1569,21 @@
         <w:t xml:space="preserve"> </w:t>
       </w:r>
       <w:r>
-        <w:t xml:space="preserve">to refresh the diagram and table below.</w:t>
+        <w:t xml:space="preserve">to refresh the diagram and</w:t>
+      </w:r>
+      <w:r>
+        <w:t xml:space="preserve"> </w:t>
+      </w:r>
+      <w:hyperlink w:anchor="tbl-descendants">
+        <w:r>
+          <w:rPr>
+            <w:rStyle w:val="Hyperlink"/>
+          </w:rPr>
+          <w:t xml:space="preserve">Table 1</w:t>
+        </w:r>
+      </w:hyperlink>
+      <w:r>
+        <w:t xml:space="preserve">.</w:t>
       </w:r>
     </w:p>
     <w:p>
